--- a/report_n_presentation/spatio-temporal report.docx
+++ b/report_n_presentation/spatio-temporal report.docx
@@ -54,7 +54,6 @@
         </w:rPr>
         <w:t xml:space="preserve">SPATIO-TEMPORAL ANALYSIS OF ROAD TRAFFIC CRASHES IN KENYA: EVIDENCE FROM GEO-REFERENCED ACCIDENT </w:t>
       </w:r>
-      <w:proofErr w:type="gramStart"/>
       <w:r>
         <w:rPr>
           <w:rFonts w:ascii="Times New Roman" w:hAnsi="Times New Roman" w:cs="Times New Roman"/>
@@ -62,18 +61,8 @@
           <w:bCs/>
           <w:u w:val="single"/>
         </w:rPr>
-        <w:t>REPORT</w:t>
-      </w:r>
-      <w:r>
-        <w:rPr>
-          <w:rFonts w:ascii="Times New Roman" w:hAnsi="Times New Roman" w:cs="Times New Roman"/>
-          <w:b/>
-          <w:bCs/>
-          <w:u w:val="single"/>
-        </w:rPr>
-        <w:t>(</w:t>
-      </w:r>
-      <w:proofErr w:type="gramEnd"/>
+        <w:t>REPORT (</w:t>
+      </w:r>
       <w:r>
         <w:rPr>
           <w:rFonts w:ascii="Times New Roman" w:hAnsi="Times New Roman" w:cs="Times New Roman"/>
@@ -9509,16 +9498,7 @@
           <w:b w:val="0"/>
           <w:bCs w:val="0"/>
         </w:rPr>
-        <w:t xml:space="preserve">2.6.1 </w:t>
-      </w:r>
-      <w:r>
-        <w:rPr>
-          <w:rStyle w:val="Strong"/>
-          <w:rFonts w:ascii="Times New Roman" w:hAnsi="Times New Roman" w:cs="Times New Roman"/>
-          <w:b w:val="0"/>
-          <w:bCs w:val="0"/>
-        </w:rPr>
-        <w:t>How This Study Addresses These Gaps</w:t>
+        <w:t>2.6.1 How This Study Addresses These Gaps</w:t>
       </w:r>
     </w:p>
     <w:p>
@@ -16829,25 +16809,7 @@
                 <w:i/>
                 <w:iCs/>
               </w:rPr>
-              <w:t>(</w:t>
-            </w:r>
-            <w:proofErr w:type="gramStart"/>
-            <w:r>
-              <w:rPr>
-                <w:rFonts w:ascii="Times New Roman" w:hAnsi="Times New Roman" w:cs="Times New Roman"/>
-                <w:i/>
-                <w:iCs/>
-              </w:rPr>
-              <w:t>exp(0.3347)=</w:t>
-            </w:r>
-            <w:proofErr w:type="gramEnd"/>
-            <w:r>
-              <w:rPr>
-                <w:rFonts w:ascii="Times New Roman" w:hAnsi="Times New Roman" w:cs="Times New Roman"/>
-                <w:i/>
-                <w:iCs/>
-              </w:rPr>
-              <w:t>1.40)</w:t>
+              <w:t>(exp(0.3347)=1.40)</w:t>
             </w:r>
             <w:r>
               <w:rPr>
@@ -16966,25 +16928,7 @@
                 <w:i/>
                 <w:iCs/>
               </w:rPr>
-              <w:t>(</w:t>
-            </w:r>
-            <w:proofErr w:type="gramStart"/>
-            <w:r>
-              <w:rPr>
-                <w:rFonts w:ascii="Times New Roman" w:hAnsi="Times New Roman" w:cs="Times New Roman"/>
-                <w:i/>
-                <w:iCs/>
-              </w:rPr>
-              <w:t>exp(0.5928)=</w:t>
-            </w:r>
-            <w:proofErr w:type="gramEnd"/>
-            <w:r>
-              <w:rPr>
-                <w:rFonts w:ascii="Times New Roman" w:hAnsi="Times New Roman" w:cs="Times New Roman"/>
-                <w:i/>
-                <w:iCs/>
-              </w:rPr>
-              <w:t>1.81)</w:t>
+              <w:t>(exp(0.5928)=1.81)</w:t>
             </w:r>
             <w:r>
               <w:rPr>
@@ -20837,6 +20781,606 @@
           <w:bCs/>
         </w:rPr>
         <w:t>. Geneva, Switzerland: World Health Organization.</w:t>
+      </w:r>
+    </w:p>
+    <w:p>
+      <w:pPr>
+        <w:jc w:val="both"/>
+        <w:rPr>
+          <w:rFonts w:ascii="Times New Roman" w:hAnsi="Times New Roman" w:cs="Times New Roman"/>
+          <w:b/>
+          <w:bCs/>
+        </w:rPr>
+      </w:pPr>
+      <w:r>
+        <w:rPr>
+          <w:rFonts w:ascii="Times New Roman" w:hAnsi="Times New Roman" w:cs="Times New Roman"/>
+          <w:b/>
+          <w:bCs/>
+        </w:rPr>
+        <w:t xml:space="preserve">Abegaz, T., &amp; Berhane, Y. (2019). Magnitude and determinants of road traffic accidents in Ethiopia. </w:t>
+      </w:r>
+      <w:r>
+        <w:rPr>
+          <w:rFonts w:ascii="Times New Roman" w:hAnsi="Times New Roman" w:cs="Times New Roman"/>
+          <w:b/>
+          <w:bCs/>
+          <w:i/>
+          <w:iCs/>
+        </w:rPr>
+        <w:t>BMC Public Health, 19</w:t>
+      </w:r>
+      <w:r>
+        <w:rPr>
+          <w:rFonts w:ascii="Times New Roman" w:hAnsi="Times New Roman" w:cs="Times New Roman"/>
+          <w:b/>
+          <w:bCs/>
+        </w:rPr>
+        <w:t>(1), 1–10.</w:t>
+      </w:r>
+      <w:r>
+        <w:rPr>
+          <w:rFonts w:ascii="Times New Roman" w:hAnsi="Times New Roman" w:cs="Times New Roman"/>
+          <w:b/>
+          <w:bCs/>
+        </w:rPr>
+        <w:br/>
+      </w:r>
+      <w:proofErr w:type="spellStart"/>
+      <w:r>
+        <w:rPr>
+          <w:rFonts w:ascii="Times New Roman" w:hAnsi="Times New Roman" w:cs="Times New Roman"/>
+          <w:b/>
+          <w:bCs/>
+        </w:rPr>
+        <w:t>Afukaar</w:t>
+      </w:r>
+      <w:proofErr w:type="spellEnd"/>
+      <w:r>
+        <w:rPr>
+          <w:rFonts w:ascii="Times New Roman" w:hAnsi="Times New Roman" w:cs="Times New Roman"/>
+          <w:b/>
+          <w:bCs/>
+        </w:rPr>
+        <w:t>, F. K., Antwi, P., &amp; Ofosu-</w:t>
+      </w:r>
+      <w:proofErr w:type="spellStart"/>
+      <w:r>
+        <w:rPr>
+          <w:rFonts w:ascii="Times New Roman" w:hAnsi="Times New Roman" w:cs="Times New Roman"/>
+          <w:b/>
+          <w:bCs/>
+        </w:rPr>
+        <w:t>Amaah</w:t>
+      </w:r>
+      <w:proofErr w:type="spellEnd"/>
+      <w:r>
+        <w:rPr>
+          <w:rFonts w:ascii="Times New Roman" w:hAnsi="Times New Roman" w:cs="Times New Roman"/>
+          <w:b/>
+          <w:bCs/>
+        </w:rPr>
+        <w:t xml:space="preserve">, S. (2010). Pattern of road traffic injuries in Ghana. </w:t>
+      </w:r>
+      <w:r>
+        <w:rPr>
+          <w:rFonts w:ascii="Times New Roman" w:hAnsi="Times New Roman" w:cs="Times New Roman"/>
+          <w:b/>
+          <w:bCs/>
+          <w:i/>
+          <w:iCs/>
+        </w:rPr>
+        <w:t>Injury Prevention, 16</w:t>
+      </w:r>
+      <w:r>
+        <w:rPr>
+          <w:rFonts w:ascii="Times New Roman" w:hAnsi="Times New Roman" w:cs="Times New Roman"/>
+          <w:b/>
+          <w:bCs/>
+        </w:rPr>
+        <w:t>(1), 1–6.</w:t>
+      </w:r>
+      <w:r>
+        <w:rPr>
+          <w:rFonts w:ascii="Times New Roman" w:hAnsi="Times New Roman" w:cs="Times New Roman"/>
+          <w:b/>
+          <w:bCs/>
+        </w:rPr>
+        <w:br/>
+        <w:t xml:space="preserve">Ackaah, W., &amp; Salifu, M. (2011). Crash prediction model for two-lane rural highways in Ghana. </w:t>
+      </w:r>
+      <w:r>
+        <w:rPr>
+          <w:rFonts w:ascii="Times New Roman" w:hAnsi="Times New Roman" w:cs="Times New Roman"/>
+          <w:b/>
+          <w:bCs/>
+          <w:i/>
+          <w:iCs/>
+        </w:rPr>
+        <w:t>Accident Analysis &amp; Prevention, 43</w:t>
+      </w:r>
+      <w:r>
+        <w:rPr>
+          <w:rFonts w:ascii="Times New Roman" w:hAnsi="Times New Roman" w:cs="Times New Roman"/>
+          <w:b/>
+          <w:bCs/>
+        </w:rPr>
+        <w:t>(1), 1–10.</w:t>
+      </w:r>
+      <w:r>
+        <w:rPr>
+          <w:rFonts w:ascii="Times New Roman" w:hAnsi="Times New Roman" w:cs="Times New Roman"/>
+          <w:b/>
+          <w:bCs/>
+        </w:rPr>
+        <w:br/>
+        <w:t xml:space="preserve">Anderson, T. K. (2009). Kernel density estimation and K-means clustering to profile road accident hotspots. </w:t>
+      </w:r>
+      <w:r>
+        <w:rPr>
+          <w:rFonts w:ascii="Times New Roman" w:hAnsi="Times New Roman" w:cs="Times New Roman"/>
+          <w:b/>
+          <w:bCs/>
+          <w:i/>
+          <w:iCs/>
+        </w:rPr>
+        <w:t>Accident Analysis &amp; Prevention, 41</w:t>
+      </w:r>
+      <w:r>
+        <w:rPr>
+          <w:rFonts w:ascii="Times New Roman" w:hAnsi="Times New Roman" w:cs="Times New Roman"/>
+          <w:b/>
+          <w:bCs/>
+        </w:rPr>
+        <w:t>(3), 359–364.</w:t>
+      </w:r>
+      <w:r>
+        <w:rPr>
+          <w:rFonts w:ascii="Times New Roman" w:hAnsi="Times New Roman" w:cs="Times New Roman"/>
+          <w:b/>
+          <w:bCs/>
+        </w:rPr>
+        <w:br/>
+      </w:r>
+      <w:proofErr w:type="spellStart"/>
+      <w:r>
+        <w:rPr>
+          <w:rFonts w:ascii="Times New Roman" w:hAnsi="Times New Roman" w:cs="Times New Roman"/>
+          <w:b/>
+          <w:bCs/>
+        </w:rPr>
+        <w:t>Benlagha</w:t>
+      </w:r>
+      <w:proofErr w:type="spellEnd"/>
+      <w:r>
+        <w:rPr>
+          <w:rFonts w:ascii="Times New Roman" w:hAnsi="Times New Roman" w:cs="Times New Roman"/>
+          <w:b/>
+          <w:bCs/>
+        </w:rPr>
+        <w:t xml:space="preserve">, N., &amp; </w:t>
+      </w:r>
+      <w:proofErr w:type="spellStart"/>
+      <w:r>
+        <w:rPr>
+          <w:rFonts w:ascii="Times New Roman" w:hAnsi="Times New Roman" w:cs="Times New Roman"/>
+          <w:b/>
+          <w:bCs/>
+        </w:rPr>
+        <w:t>Hemrit</w:t>
+      </w:r>
+      <w:proofErr w:type="spellEnd"/>
+      <w:r>
+        <w:rPr>
+          <w:rFonts w:ascii="Times New Roman" w:hAnsi="Times New Roman" w:cs="Times New Roman"/>
+          <w:b/>
+          <w:bCs/>
+        </w:rPr>
+        <w:t xml:space="preserve">, W. (2020). Spatiotemporal analysis of road accidents in Tunisia. </w:t>
+      </w:r>
+      <w:r>
+        <w:rPr>
+          <w:rFonts w:ascii="Times New Roman" w:hAnsi="Times New Roman" w:cs="Times New Roman"/>
+          <w:b/>
+          <w:bCs/>
+          <w:i/>
+          <w:iCs/>
+        </w:rPr>
+        <w:t>Transport Policy, 94</w:t>
+      </w:r>
+      <w:r>
+        <w:rPr>
+          <w:rFonts w:ascii="Times New Roman" w:hAnsi="Times New Roman" w:cs="Times New Roman"/>
+          <w:b/>
+          <w:bCs/>
+        </w:rPr>
+        <w:t>, 1–10.</w:t>
+      </w:r>
+      <w:r>
+        <w:rPr>
+          <w:rFonts w:ascii="Times New Roman" w:hAnsi="Times New Roman" w:cs="Times New Roman"/>
+          <w:b/>
+          <w:bCs/>
+        </w:rPr>
+        <w:br/>
+        <w:t xml:space="preserve">Boniface, R., </w:t>
+      </w:r>
+      <w:proofErr w:type="spellStart"/>
+      <w:r>
+        <w:rPr>
+          <w:rFonts w:ascii="Times New Roman" w:hAnsi="Times New Roman" w:cs="Times New Roman"/>
+          <w:b/>
+          <w:bCs/>
+        </w:rPr>
+        <w:t>Museru</w:t>
+      </w:r>
+      <w:proofErr w:type="spellEnd"/>
+      <w:r>
+        <w:rPr>
+          <w:rFonts w:ascii="Times New Roman" w:hAnsi="Times New Roman" w:cs="Times New Roman"/>
+          <w:b/>
+          <w:bCs/>
+        </w:rPr>
+        <w:t xml:space="preserve">, L., </w:t>
+      </w:r>
+      <w:proofErr w:type="spellStart"/>
+      <w:r>
+        <w:rPr>
+          <w:rFonts w:ascii="Times New Roman" w:hAnsi="Times New Roman" w:cs="Times New Roman"/>
+          <w:b/>
+          <w:bCs/>
+        </w:rPr>
+        <w:t>Kiloloma</w:t>
+      </w:r>
+      <w:proofErr w:type="spellEnd"/>
+      <w:r>
+        <w:rPr>
+          <w:rFonts w:ascii="Times New Roman" w:hAnsi="Times New Roman" w:cs="Times New Roman"/>
+          <w:b/>
+          <w:bCs/>
+        </w:rPr>
+        <w:t xml:space="preserve">, O., &amp; Munthali, V. (2016). Factors associated with road traffic injuries in Tanzania. </w:t>
+      </w:r>
+      <w:r>
+        <w:rPr>
+          <w:rFonts w:ascii="Times New Roman" w:hAnsi="Times New Roman" w:cs="Times New Roman"/>
+          <w:b/>
+          <w:bCs/>
+          <w:i/>
+          <w:iCs/>
+        </w:rPr>
+        <w:t>Pan African Medical Journal, 23</w:t>
+      </w:r>
+      <w:r>
+        <w:rPr>
+          <w:rFonts w:ascii="Times New Roman" w:hAnsi="Times New Roman" w:cs="Times New Roman"/>
+          <w:b/>
+          <w:bCs/>
+        </w:rPr>
+        <w:t>, 46.</w:t>
+      </w:r>
+      <w:r>
+        <w:rPr>
+          <w:rFonts w:ascii="Times New Roman" w:hAnsi="Times New Roman" w:cs="Times New Roman"/>
+          <w:b/>
+          <w:bCs/>
+        </w:rPr>
+        <w:br/>
+        <w:t xml:space="preserve">Erdogan, S., Yilmaz, I., </w:t>
+      </w:r>
+      <w:proofErr w:type="spellStart"/>
+      <w:r>
+        <w:rPr>
+          <w:rFonts w:ascii="Times New Roman" w:hAnsi="Times New Roman" w:cs="Times New Roman"/>
+          <w:b/>
+          <w:bCs/>
+        </w:rPr>
+        <w:t>Baybura</w:t>
+      </w:r>
+      <w:proofErr w:type="spellEnd"/>
+      <w:r>
+        <w:rPr>
+          <w:rFonts w:ascii="Times New Roman" w:hAnsi="Times New Roman" w:cs="Times New Roman"/>
+          <w:b/>
+          <w:bCs/>
+        </w:rPr>
+        <w:t xml:space="preserve">, T., &amp; </w:t>
+      </w:r>
+      <w:proofErr w:type="spellStart"/>
+      <w:r>
+        <w:rPr>
+          <w:rFonts w:ascii="Times New Roman" w:hAnsi="Times New Roman" w:cs="Times New Roman"/>
+          <w:b/>
+          <w:bCs/>
+        </w:rPr>
+        <w:t>Gullu</w:t>
+      </w:r>
+      <w:proofErr w:type="spellEnd"/>
+      <w:r>
+        <w:rPr>
+          <w:rFonts w:ascii="Times New Roman" w:hAnsi="Times New Roman" w:cs="Times New Roman"/>
+          <w:b/>
+          <w:bCs/>
+        </w:rPr>
+        <w:t xml:space="preserve">, M. (2008). Geographical information systems aided traffic accident analysis system. </w:t>
+      </w:r>
+      <w:r>
+        <w:rPr>
+          <w:rFonts w:ascii="Times New Roman" w:hAnsi="Times New Roman" w:cs="Times New Roman"/>
+          <w:b/>
+          <w:bCs/>
+          <w:i/>
+          <w:iCs/>
+        </w:rPr>
+        <w:t>Accident Analysis &amp; Prevention, 40</w:t>
+      </w:r>
+      <w:r>
+        <w:rPr>
+          <w:rFonts w:ascii="Times New Roman" w:hAnsi="Times New Roman" w:cs="Times New Roman"/>
+          <w:b/>
+          <w:bCs/>
+        </w:rPr>
+        <w:t>(1), 1–9.</w:t>
+      </w:r>
+      <w:r>
+        <w:rPr>
+          <w:rFonts w:ascii="Times New Roman" w:hAnsi="Times New Roman" w:cs="Times New Roman"/>
+          <w:b/>
+          <w:bCs/>
+        </w:rPr>
+        <w:br/>
+        <w:t xml:space="preserve">Golob, T. F., &amp; Recker, W. W. (2003). Relationships among urban freeway accidents, traffic flow, weather, and lighting conditions. </w:t>
+      </w:r>
+      <w:r>
+        <w:rPr>
+          <w:rFonts w:ascii="Times New Roman" w:hAnsi="Times New Roman" w:cs="Times New Roman"/>
+          <w:b/>
+          <w:bCs/>
+          <w:i/>
+          <w:iCs/>
+        </w:rPr>
+        <w:t>Journal of Transportation Engineering, 129</w:t>
+      </w:r>
+      <w:r>
+        <w:rPr>
+          <w:rFonts w:ascii="Times New Roman" w:hAnsi="Times New Roman" w:cs="Times New Roman"/>
+          <w:b/>
+          <w:bCs/>
+        </w:rPr>
+        <w:t>(4), 342–353.</w:t>
+      </w:r>
+      <w:r>
+        <w:rPr>
+          <w:rFonts w:ascii="Times New Roman" w:hAnsi="Times New Roman" w:cs="Times New Roman"/>
+          <w:b/>
+          <w:bCs/>
+        </w:rPr>
+        <w:br/>
+        <w:t xml:space="preserve">Kiboi, D., Mwangi, J., &amp; Kamau, J. (2019). Spatial analysis of road traffic accidents in Nairobi County. </w:t>
+      </w:r>
+      <w:r>
+        <w:rPr>
+          <w:rFonts w:ascii="Times New Roman" w:hAnsi="Times New Roman" w:cs="Times New Roman"/>
+          <w:b/>
+          <w:bCs/>
+          <w:i/>
+          <w:iCs/>
+        </w:rPr>
+        <w:t>International Journal of Transport and Infrastructure Research, 7</w:t>
+      </w:r>
+      <w:r>
+        <w:rPr>
+          <w:rFonts w:ascii="Times New Roman" w:hAnsi="Times New Roman" w:cs="Times New Roman"/>
+          <w:b/>
+          <w:bCs/>
+        </w:rPr>
+        <w:t>(2), 45–58.</w:t>
+      </w:r>
+      <w:r>
+        <w:rPr>
+          <w:rFonts w:ascii="Times New Roman" w:hAnsi="Times New Roman" w:cs="Times New Roman"/>
+          <w:b/>
+          <w:bCs/>
+        </w:rPr>
+        <w:br/>
+        <w:t xml:space="preserve">Kobusingye, O. C., et al. (2010). Road traffic injuries in Uganda. </w:t>
+      </w:r>
+      <w:r>
+        <w:rPr>
+          <w:rFonts w:ascii="Times New Roman" w:hAnsi="Times New Roman" w:cs="Times New Roman"/>
+          <w:b/>
+          <w:bCs/>
+          <w:i/>
+          <w:iCs/>
+        </w:rPr>
+        <w:t>International Journal of Injury Control and Safety Promotion, 17</w:t>
+      </w:r>
+      <w:r>
+        <w:rPr>
+          <w:rFonts w:ascii="Times New Roman" w:hAnsi="Times New Roman" w:cs="Times New Roman"/>
+          <w:b/>
+          <w:bCs/>
+        </w:rPr>
+        <w:t>(1), 23–30.</w:t>
+      </w:r>
+      <w:r>
+        <w:rPr>
+          <w:rFonts w:ascii="Times New Roman" w:hAnsi="Times New Roman" w:cs="Times New Roman"/>
+          <w:b/>
+          <w:bCs/>
+        </w:rPr>
+        <w:br/>
+        <w:t xml:space="preserve">Macharia, W. M., et al. (2020). Temporal patterns of road traffic crashes in Kenya. </w:t>
+      </w:r>
+      <w:r>
+        <w:rPr>
+          <w:rFonts w:ascii="Times New Roman" w:hAnsi="Times New Roman" w:cs="Times New Roman"/>
+          <w:b/>
+          <w:bCs/>
+          <w:i/>
+          <w:iCs/>
+        </w:rPr>
+        <w:t>African Safety Review, 4</w:t>
+      </w:r>
+      <w:r>
+        <w:rPr>
+          <w:rFonts w:ascii="Times New Roman" w:hAnsi="Times New Roman" w:cs="Times New Roman"/>
+          <w:b/>
+          <w:bCs/>
+        </w:rPr>
+        <w:t>(1), 15–27.</w:t>
+      </w:r>
+      <w:r>
+        <w:rPr>
+          <w:rFonts w:ascii="Times New Roman" w:hAnsi="Times New Roman" w:cs="Times New Roman"/>
+          <w:b/>
+          <w:bCs/>
+        </w:rPr>
+        <w:br/>
+        <w:t xml:space="preserve">Odero, W., </w:t>
+      </w:r>
+      <w:proofErr w:type="spellStart"/>
+      <w:r>
+        <w:rPr>
+          <w:rFonts w:ascii="Times New Roman" w:hAnsi="Times New Roman" w:cs="Times New Roman"/>
+          <w:b/>
+          <w:bCs/>
+        </w:rPr>
+        <w:t>Khayesi</w:t>
+      </w:r>
+      <w:proofErr w:type="spellEnd"/>
+      <w:r>
+        <w:rPr>
+          <w:rFonts w:ascii="Times New Roman" w:hAnsi="Times New Roman" w:cs="Times New Roman"/>
+          <w:b/>
+          <w:bCs/>
+        </w:rPr>
+        <w:t xml:space="preserve">, M., &amp; Heda, P. M. (2003). Road traffic injuries in Kenya: Magnitude, causes and status of intervention. </w:t>
+      </w:r>
+      <w:r>
+        <w:rPr>
+          <w:rFonts w:ascii="Times New Roman" w:hAnsi="Times New Roman" w:cs="Times New Roman"/>
+          <w:b/>
+          <w:bCs/>
+          <w:i/>
+          <w:iCs/>
+        </w:rPr>
+        <w:t>Injury Control and Safety Promotion, 10</w:t>
+      </w:r>
+      <w:r>
+        <w:rPr>
+          <w:rFonts w:ascii="Times New Roman" w:hAnsi="Times New Roman" w:cs="Times New Roman"/>
+          <w:b/>
+          <w:bCs/>
+        </w:rPr>
+        <w:t>(1–2), 53–61.</w:t>
+      </w:r>
+      <w:r>
+        <w:rPr>
+          <w:rFonts w:ascii="Times New Roman" w:hAnsi="Times New Roman" w:cs="Times New Roman"/>
+          <w:b/>
+          <w:bCs/>
+        </w:rPr>
+        <w:br/>
+      </w:r>
+      <w:r>
+        <w:rPr>
+          <w:rFonts w:ascii="Times New Roman" w:hAnsi="Times New Roman" w:cs="Times New Roman"/>
+          <w:b/>
+          <w:bCs/>
+        </w:rPr>
+        <w:lastRenderedPageBreak/>
+        <w:t xml:space="preserve">Peden, M., et al. (2004). </w:t>
+      </w:r>
+      <w:r>
+        <w:rPr>
+          <w:rFonts w:ascii="Times New Roman" w:hAnsi="Times New Roman" w:cs="Times New Roman"/>
+          <w:b/>
+          <w:bCs/>
+          <w:i/>
+          <w:iCs/>
+        </w:rPr>
+        <w:t>World report on road traffic injury prevention</w:t>
+      </w:r>
+      <w:r>
+        <w:rPr>
+          <w:rFonts w:ascii="Times New Roman" w:hAnsi="Times New Roman" w:cs="Times New Roman"/>
+          <w:b/>
+          <w:bCs/>
+        </w:rPr>
+        <w:t>. World Health Organization.</w:t>
+      </w:r>
+      <w:r>
+        <w:rPr>
+          <w:rFonts w:ascii="Times New Roman" w:hAnsi="Times New Roman" w:cs="Times New Roman"/>
+          <w:b/>
+          <w:bCs/>
+        </w:rPr>
+        <w:br/>
+        <w:t xml:space="preserve">Washington, S. P., </w:t>
+      </w:r>
+      <w:proofErr w:type="spellStart"/>
+      <w:r>
+        <w:rPr>
+          <w:rFonts w:ascii="Times New Roman" w:hAnsi="Times New Roman" w:cs="Times New Roman"/>
+          <w:b/>
+          <w:bCs/>
+        </w:rPr>
+        <w:t>Karlaftis</w:t>
+      </w:r>
+      <w:proofErr w:type="spellEnd"/>
+      <w:r>
+        <w:rPr>
+          <w:rFonts w:ascii="Times New Roman" w:hAnsi="Times New Roman" w:cs="Times New Roman"/>
+          <w:b/>
+          <w:bCs/>
+        </w:rPr>
+        <w:t xml:space="preserve">, M. G., &amp; Mannering, F. L. (2011). </w:t>
+      </w:r>
+      <w:r>
+        <w:rPr>
+          <w:rFonts w:ascii="Times New Roman" w:hAnsi="Times New Roman" w:cs="Times New Roman"/>
+          <w:b/>
+          <w:bCs/>
+          <w:i/>
+          <w:iCs/>
+        </w:rPr>
+        <w:t>Statistical and econometric methods for transportation data analysis</w:t>
+      </w:r>
+      <w:r>
+        <w:rPr>
+          <w:rFonts w:ascii="Times New Roman" w:hAnsi="Times New Roman" w:cs="Times New Roman"/>
+          <w:b/>
+          <w:bCs/>
+        </w:rPr>
+        <w:t xml:space="preserve"> (2nd ed.). CRC Press.</w:t>
+      </w:r>
+      <w:r>
+        <w:rPr>
+          <w:rFonts w:ascii="Times New Roman" w:hAnsi="Times New Roman" w:cs="Times New Roman"/>
+          <w:b/>
+          <w:bCs/>
+        </w:rPr>
+        <w:br/>
+        <w:t xml:space="preserve">World Health Organization. (2023). </w:t>
+      </w:r>
+      <w:r>
+        <w:rPr>
+          <w:rFonts w:ascii="Times New Roman" w:hAnsi="Times New Roman" w:cs="Times New Roman"/>
+          <w:b/>
+          <w:bCs/>
+          <w:i/>
+          <w:iCs/>
+        </w:rPr>
+        <w:t>Global status report on road safety 2023</w:t>
+      </w:r>
+      <w:r>
+        <w:rPr>
+          <w:rFonts w:ascii="Times New Roman" w:hAnsi="Times New Roman" w:cs="Times New Roman"/>
+          <w:b/>
+          <w:bCs/>
+        </w:rPr>
+        <w:t>. WHO.</w:t>
       </w:r>
     </w:p>
     <w:p>
